--- a/docs/ksr/최종정리_1차/05_ML_DL_학습결과서_최종_2026-10-21(답변반영건10-22).docx
+++ b/docs/ksr/최종정리_1차/05_ML_DL_학습결과서_최종_2026-10-21(답변반영건10-22).docx
@@ -12,7 +12,7 @@
     </w:p>
     <w:p>
       <w:r>
-        <w:t>CopyLane  |  작성 소성민(최초 제출 2026년 9월 28일)  |  개정 2026년 10월 21일 · 기준 커밋 ksr b54246d (10월 22일 유형별 지표 보완)  |  채택 판 D4-20 기능성편입(학습 박수진)  |  모델 beomi/kcbert-base</w:t>
+        <w:t>CopyLane  |  작성 소성민(최초 제출 2026년 9월 28일)  |  개정 2026년 10월 21일 · 기준 커밋 ksr b54246d (10월 22일 유형별 지표 · epoch 곡선 보완)  |  채택 판 D4-20 기능성편입(학습 박수진)  |  모델 beomi/kcbert-base</w:t>
       </w:r>
     </w:p>
     <w:p>
@@ -4845,8 +4845,903 @@
     </w:p>
     <w:p>
       <w:r>
-        <w:t>epoch별 학습 손실은 노트북 출력이 저장소에 남아 있지 않아 싣지 않는다(배포 판의 최고 epoch는 6 · label_scheme). 노트북이 쓴 요약 파일(results_D4-20.json)은 공유 드라이브에서 확인 중이다. 채택 측정(10-19 · 팀장 정본 기기 · 같은 코드와 사전)에서 판정 그래프의 selective risk는 D4-10 4.0 % → D4-20 0.0 %(판정 행 30 미만 · 참고), 틀린 · 모호 확정은 5 → 3행이었다(7절).</w:t>
+        <w:t>채택 측정(10-19 · 팀장 정본 기기 · 같은 코드와 사전)에서 판정 그래프의 selective risk는 D4-10 4.0 % → D4-20 0.0 %(판정 행 30 미만 · 참고), 틀린 · 모호 확정은 5 → 3행이었다(7절). 학습 경과는 노트북이 학습 때 저장한 요약 파일(results_D4-20.json)에 epoch별 확장 dev 6종 macro PR-AUC(품목 입력)로 남아 있다. 학습 손실(loss)은 기록되지 않아 싣지 않는다. 아래 표가 시드별 곡선이다. 세 시드 모두 최대 6 epoch를 다 돌았고 최고 epoch는 6이다(시드 50은 5 · 6 epoch가 소수 넷째 자리까지 같다).</w:t>
       </w:r>
+    </w:p>
+    <w:tbl>
+      <w:tblPr>
+        <w:tblW w:type="dxa" w:w="9688"/>
+        <w:jc w:val="center"/>
+        <w:tblLayout w:type="fixed"/>
+        <w:tblLook w:firstColumn="1" w:firstRow="1" w:lastColumn="0" w:lastRow="0" w:noHBand="0" w:noVBand="1" w:val="04A0"/>
+      </w:tblPr>
+      <w:tblGrid>
+        <w:gridCol w:w="1356"/>
+        <w:gridCol w:w="1065"/>
+        <w:gridCol w:w="1065"/>
+        <w:gridCol w:w="1065"/>
+        <w:gridCol w:w="1065"/>
+        <w:gridCol w:w="1065"/>
+        <w:gridCol w:w="1646"/>
+        <w:gridCol w:w="1361"/>
+      </w:tblGrid>
+      <w:tr>
+        <w:trPr>
+          <w:tblHeader/>
+        </w:trPr>
+        <w:tc>
+          <w:tcPr>
+            <w:tcW w:type="dxa" w:w="1356"/>
+            <w:tcBorders>
+              <w:top w:val="single" w:sz="4" w:color="D9D9D9"/>
+              <w:left w:val="single" w:sz="4" w:color="D9D9D9"/>
+              <w:bottom w:val="single" w:sz="4" w:color="D9D9D9"/>
+              <w:right w:val="single" w:sz="4" w:color="D9D9D9"/>
+            </w:tcBorders>
+            <w:shd w:val="clear" w:color="auto" w:fill="DDE8F3"/>
+            <w:vAlign w:val="center"/>
+          </w:tcPr>
+          <w:p>
+            <w:pPr>
+              <w:keepNext/>
+              <w:spacing w:before="60" w:after="60"/>
+            </w:pPr>
+            <w:r>
+              <w:rPr>
+                <w:rFonts w:ascii="맑은 고딕" w:hAnsi="맑은 고딕"/>
+                <w:b/>
+                <w:sz w:val="16"/>
+              </w:rPr>
+              <w:t>시드</w:t>
+            </w:r>
+          </w:p>
+        </w:tc>
+        <w:tc>
+          <w:tcPr>
+            <w:tcW w:type="dxa" w:w="1065"/>
+            <w:tcBorders>
+              <w:top w:val="single" w:sz="4" w:color="D9D9D9"/>
+              <w:left w:val="single" w:sz="4" w:color="D9D9D9"/>
+              <w:bottom w:val="single" w:sz="4" w:color="D9D9D9"/>
+              <w:right w:val="single" w:sz="4" w:color="D9D9D9"/>
+            </w:tcBorders>
+            <w:shd w:val="clear" w:color="auto" w:fill="DDE8F3"/>
+            <w:vAlign w:val="center"/>
+          </w:tcPr>
+          <w:p>
+            <w:pPr>
+              <w:keepNext/>
+              <w:spacing w:before="60" w:after="60"/>
+              <w:jc w:val="center"/>
+            </w:pPr>
+            <w:r>
+              <w:rPr>
+                <w:rFonts w:ascii="맑은 고딕" w:hAnsi="맑은 고딕"/>
+                <w:b/>
+                <w:sz w:val="16"/>
+              </w:rPr>
+              <w:t>epoch 1</w:t>
+            </w:r>
+          </w:p>
+        </w:tc>
+        <w:tc>
+          <w:tcPr>
+            <w:tcW w:type="dxa" w:w="1065"/>
+            <w:tcBorders>
+              <w:top w:val="single" w:sz="4" w:color="D9D9D9"/>
+              <w:left w:val="single" w:sz="4" w:color="D9D9D9"/>
+              <w:bottom w:val="single" w:sz="4" w:color="D9D9D9"/>
+              <w:right w:val="single" w:sz="4" w:color="D9D9D9"/>
+            </w:tcBorders>
+            <w:shd w:val="clear" w:color="auto" w:fill="DDE8F3"/>
+            <w:vAlign w:val="center"/>
+          </w:tcPr>
+          <w:p>
+            <w:pPr>
+              <w:keepNext/>
+              <w:spacing w:before="60" w:after="60"/>
+              <w:jc w:val="center"/>
+            </w:pPr>
+            <w:r>
+              <w:rPr>
+                <w:rFonts w:ascii="맑은 고딕" w:hAnsi="맑은 고딕"/>
+                <w:b/>
+                <w:sz w:val="16"/>
+              </w:rPr>
+              <w:t>epoch 2</w:t>
+            </w:r>
+          </w:p>
+        </w:tc>
+        <w:tc>
+          <w:tcPr>
+            <w:tcW w:type="dxa" w:w="1065"/>
+            <w:tcBorders>
+              <w:top w:val="single" w:sz="4" w:color="D9D9D9"/>
+              <w:left w:val="single" w:sz="4" w:color="D9D9D9"/>
+              <w:bottom w:val="single" w:sz="4" w:color="D9D9D9"/>
+              <w:right w:val="single" w:sz="4" w:color="D9D9D9"/>
+            </w:tcBorders>
+            <w:shd w:val="clear" w:color="auto" w:fill="DDE8F3"/>
+            <w:vAlign w:val="center"/>
+          </w:tcPr>
+          <w:p>
+            <w:pPr>
+              <w:keepNext/>
+              <w:spacing w:before="60" w:after="60"/>
+              <w:jc w:val="center"/>
+            </w:pPr>
+            <w:r>
+              <w:rPr>
+                <w:rFonts w:ascii="맑은 고딕" w:hAnsi="맑은 고딕"/>
+                <w:b/>
+                <w:sz w:val="16"/>
+              </w:rPr>
+              <w:t>epoch 3</w:t>
+            </w:r>
+          </w:p>
+        </w:tc>
+        <w:tc>
+          <w:tcPr>
+            <w:tcW w:type="dxa" w:w="1065"/>
+            <w:tcBorders>
+              <w:top w:val="single" w:sz="4" w:color="D9D9D9"/>
+              <w:left w:val="single" w:sz="4" w:color="D9D9D9"/>
+              <w:bottom w:val="single" w:sz="4" w:color="D9D9D9"/>
+              <w:right w:val="single" w:sz="4" w:color="D9D9D9"/>
+            </w:tcBorders>
+            <w:shd w:val="clear" w:color="auto" w:fill="DDE8F3"/>
+            <w:vAlign w:val="center"/>
+          </w:tcPr>
+          <w:p>
+            <w:pPr>
+              <w:keepNext/>
+              <w:spacing w:before="60" w:after="60"/>
+              <w:jc w:val="center"/>
+            </w:pPr>
+            <w:r>
+              <w:rPr>
+                <w:rFonts w:ascii="맑은 고딕" w:hAnsi="맑은 고딕"/>
+                <w:b/>
+                <w:sz w:val="16"/>
+              </w:rPr>
+              <w:t>epoch 4</w:t>
+            </w:r>
+          </w:p>
+        </w:tc>
+        <w:tc>
+          <w:tcPr>
+            <w:tcW w:type="dxa" w:w="1065"/>
+            <w:tcBorders>
+              <w:top w:val="single" w:sz="4" w:color="D9D9D9"/>
+              <w:left w:val="single" w:sz="4" w:color="D9D9D9"/>
+              <w:bottom w:val="single" w:sz="4" w:color="D9D9D9"/>
+              <w:right w:val="single" w:sz="4" w:color="D9D9D9"/>
+            </w:tcBorders>
+            <w:shd w:val="clear" w:color="auto" w:fill="DDE8F3"/>
+            <w:vAlign w:val="center"/>
+          </w:tcPr>
+          <w:p>
+            <w:pPr>
+              <w:keepNext/>
+              <w:spacing w:before="60" w:after="60"/>
+              <w:jc w:val="center"/>
+            </w:pPr>
+            <w:r>
+              <w:rPr>
+                <w:rFonts w:ascii="맑은 고딕" w:hAnsi="맑은 고딕"/>
+                <w:b/>
+                <w:sz w:val="16"/>
+              </w:rPr>
+              <w:t>epoch 5</w:t>
+            </w:r>
+          </w:p>
+        </w:tc>
+        <w:tc>
+          <w:tcPr>
+            <w:tcW w:type="dxa" w:w="1646"/>
+            <w:tcBorders>
+              <w:top w:val="single" w:sz="4" w:color="D9D9D9"/>
+              <w:left w:val="single" w:sz="4" w:color="D9D9D9"/>
+              <w:bottom w:val="single" w:sz="4" w:color="D9D9D9"/>
+              <w:right w:val="single" w:sz="4" w:color="D9D9D9"/>
+            </w:tcBorders>
+            <w:shd w:val="clear" w:color="auto" w:fill="DDE8F3"/>
+            <w:vAlign w:val="center"/>
+          </w:tcPr>
+          <w:p>
+            <w:pPr>
+              <w:keepNext/>
+              <w:spacing w:before="60" w:after="60"/>
+              <w:jc w:val="center"/>
+            </w:pPr>
+            <w:r>
+              <w:rPr>
+                <w:rFonts w:ascii="맑은 고딕" w:hAnsi="맑은 고딕"/>
+                <w:b/>
+                <w:sz w:val="16"/>
+              </w:rPr>
+              <w:t>epoch 6 (최고)</w:t>
+            </w:r>
+          </w:p>
+        </w:tc>
+        <w:tc>
+          <w:tcPr>
+            <w:tcW w:type="dxa" w:w="1361"/>
+            <w:tcBorders>
+              <w:top w:val="single" w:sz="4" w:color="D9D9D9"/>
+              <w:left w:val="single" w:sz="4" w:color="D9D9D9"/>
+              <w:bottom w:val="single" w:sz="4" w:color="D9D9D9"/>
+              <w:right w:val="single" w:sz="4" w:color="D9D9D9"/>
+            </w:tcBorders>
+            <w:shd w:val="clear" w:color="auto" w:fill="DDE8F3"/>
+            <w:vAlign w:val="center"/>
+          </w:tcPr>
+          <w:p>
+            <w:pPr>
+              <w:keepNext/>
+              <w:spacing w:before="60" w:after="60"/>
+              <w:jc w:val="center"/>
+            </w:pPr>
+            <w:r>
+              <w:rPr>
+                <w:rFonts w:ascii="맑은 고딕" w:hAnsi="맑은 고딕"/>
+                <w:b/>
+                <w:sz w:val="16"/>
+              </w:rPr>
+              <w:t>학습 시간</w:t>
+            </w:r>
+          </w:p>
+        </w:tc>
+      </w:tr>
+      <w:tr>
+        <w:trPr>
+          <w:cantSplit/>
+        </w:trPr>
+        <w:tc>
+          <w:tcPr>
+            <w:tcW w:type="dxa" w:w="1356"/>
+            <w:tcBorders>
+              <w:top w:val="single" w:sz="4" w:color="D9D9D9"/>
+              <w:left w:val="single" w:sz="4" w:color="D9D9D9"/>
+              <w:bottom w:val="single" w:sz="4" w:color="D9D9D9"/>
+              <w:right w:val="single" w:sz="4" w:color="D9D9D9"/>
+            </w:tcBorders>
+            <w:vAlign w:val="center"/>
+          </w:tcPr>
+          <w:p>
+            <w:pPr>
+              <w:keepNext/>
+              <w:spacing w:before="60" w:after="60"/>
+            </w:pPr>
+            <w:r>
+              <w:rPr>
+                <w:rFonts w:ascii="맑은 고딕" w:hAnsi="맑은 고딕"/>
+                <w:sz w:val="16"/>
+              </w:rPr>
+              <w:t>48</w:t>
+            </w:r>
+          </w:p>
+        </w:tc>
+        <w:tc>
+          <w:tcPr>
+            <w:tcW w:type="dxa" w:w="1065"/>
+            <w:tcBorders>
+              <w:top w:val="single" w:sz="4" w:color="D9D9D9"/>
+              <w:left w:val="single" w:sz="4" w:color="D9D9D9"/>
+              <w:bottom w:val="single" w:sz="4" w:color="D9D9D9"/>
+              <w:right w:val="single" w:sz="4" w:color="D9D9D9"/>
+            </w:tcBorders>
+            <w:vAlign w:val="center"/>
+          </w:tcPr>
+          <w:p>
+            <w:pPr>
+              <w:keepNext/>
+              <w:spacing w:before="60" w:after="60"/>
+              <w:jc w:val="center"/>
+            </w:pPr>
+            <w:r>
+              <w:rPr>
+                <w:rFonts w:ascii="맑은 고딕" w:hAnsi="맑은 고딕"/>
+                <w:sz w:val="16"/>
+              </w:rPr>
+              <w:t>0.5942</w:t>
+            </w:r>
+          </w:p>
+        </w:tc>
+        <w:tc>
+          <w:tcPr>
+            <w:tcW w:type="dxa" w:w="1065"/>
+            <w:tcBorders>
+              <w:top w:val="single" w:sz="4" w:color="D9D9D9"/>
+              <w:left w:val="single" w:sz="4" w:color="D9D9D9"/>
+              <w:bottom w:val="single" w:sz="4" w:color="D9D9D9"/>
+              <w:right w:val="single" w:sz="4" w:color="D9D9D9"/>
+            </w:tcBorders>
+            <w:vAlign w:val="center"/>
+          </w:tcPr>
+          <w:p>
+            <w:pPr>
+              <w:keepNext/>
+              <w:spacing w:before="60" w:after="60"/>
+              <w:jc w:val="center"/>
+            </w:pPr>
+            <w:r>
+              <w:rPr>
+                <w:rFonts w:ascii="맑은 고딕" w:hAnsi="맑은 고딕"/>
+                <w:sz w:val="16"/>
+              </w:rPr>
+              <w:t>0.6479</w:t>
+            </w:r>
+          </w:p>
+        </w:tc>
+        <w:tc>
+          <w:tcPr>
+            <w:tcW w:type="dxa" w:w="1065"/>
+            <w:tcBorders>
+              <w:top w:val="single" w:sz="4" w:color="D9D9D9"/>
+              <w:left w:val="single" w:sz="4" w:color="D9D9D9"/>
+              <w:bottom w:val="single" w:sz="4" w:color="D9D9D9"/>
+              <w:right w:val="single" w:sz="4" w:color="D9D9D9"/>
+            </w:tcBorders>
+            <w:vAlign w:val="center"/>
+          </w:tcPr>
+          <w:p>
+            <w:pPr>
+              <w:keepNext/>
+              <w:spacing w:before="60" w:after="60"/>
+              <w:jc w:val="center"/>
+            </w:pPr>
+            <w:r>
+              <w:rPr>
+                <w:rFonts w:ascii="맑은 고딕" w:hAnsi="맑은 고딕"/>
+                <w:sz w:val="16"/>
+              </w:rPr>
+              <w:t>0.6953</w:t>
+            </w:r>
+          </w:p>
+        </w:tc>
+        <w:tc>
+          <w:tcPr>
+            <w:tcW w:type="dxa" w:w="1065"/>
+            <w:tcBorders>
+              <w:top w:val="single" w:sz="4" w:color="D9D9D9"/>
+              <w:left w:val="single" w:sz="4" w:color="D9D9D9"/>
+              <w:bottom w:val="single" w:sz="4" w:color="D9D9D9"/>
+              <w:right w:val="single" w:sz="4" w:color="D9D9D9"/>
+            </w:tcBorders>
+            <w:vAlign w:val="center"/>
+          </w:tcPr>
+          <w:p>
+            <w:pPr>
+              <w:keepNext/>
+              <w:spacing w:before="60" w:after="60"/>
+              <w:jc w:val="center"/>
+            </w:pPr>
+            <w:r>
+              <w:rPr>
+                <w:rFonts w:ascii="맑은 고딕" w:hAnsi="맑은 고딕"/>
+                <w:sz w:val="16"/>
+              </w:rPr>
+              <w:t>0.6942</w:t>
+            </w:r>
+          </w:p>
+        </w:tc>
+        <w:tc>
+          <w:tcPr>
+            <w:tcW w:type="dxa" w:w="1065"/>
+            <w:tcBorders>
+              <w:top w:val="single" w:sz="4" w:color="D9D9D9"/>
+              <w:left w:val="single" w:sz="4" w:color="D9D9D9"/>
+              <w:bottom w:val="single" w:sz="4" w:color="D9D9D9"/>
+              <w:right w:val="single" w:sz="4" w:color="D9D9D9"/>
+            </w:tcBorders>
+            <w:vAlign w:val="center"/>
+          </w:tcPr>
+          <w:p>
+            <w:pPr>
+              <w:keepNext/>
+              <w:spacing w:before="60" w:after="60"/>
+              <w:jc w:val="center"/>
+            </w:pPr>
+            <w:r>
+              <w:rPr>
+                <w:rFonts w:ascii="맑은 고딕" w:hAnsi="맑은 고딕"/>
+                <w:sz w:val="16"/>
+              </w:rPr>
+              <w:t>0.7042</w:t>
+            </w:r>
+          </w:p>
+        </w:tc>
+        <w:tc>
+          <w:tcPr>
+            <w:tcW w:type="dxa" w:w="1646"/>
+            <w:tcBorders>
+              <w:top w:val="single" w:sz="4" w:color="D9D9D9"/>
+              <w:left w:val="single" w:sz="4" w:color="D9D9D9"/>
+              <w:bottom w:val="single" w:sz="4" w:color="D9D9D9"/>
+              <w:right w:val="single" w:sz="4" w:color="D9D9D9"/>
+            </w:tcBorders>
+            <w:vAlign w:val="center"/>
+          </w:tcPr>
+          <w:p>
+            <w:pPr>
+              <w:keepNext/>
+              <w:spacing w:before="60" w:after="60"/>
+              <w:jc w:val="center"/>
+            </w:pPr>
+            <w:r>
+              <w:rPr>
+                <w:rFonts w:ascii="맑은 고딕" w:hAnsi="맑은 고딕"/>
+                <w:sz w:val="16"/>
+              </w:rPr>
+              <w:t>0.7049</w:t>
+            </w:r>
+          </w:p>
+        </w:tc>
+        <w:tc>
+          <w:tcPr>
+            <w:tcW w:type="dxa" w:w="1361"/>
+            <w:tcBorders>
+              <w:top w:val="single" w:sz="4" w:color="D9D9D9"/>
+              <w:left w:val="single" w:sz="4" w:color="D9D9D9"/>
+              <w:bottom w:val="single" w:sz="4" w:color="D9D9D9"/>
+              <w:right w:val="single" w:sz="4" w:color="D9D9D9"/>
+            </w:tcBorders>
+            <w:vAlign w:val="center"/>
+          </w:tcPr>
+          <w:p>
+            <w:pPr>
+              <w:keepNext/>
+              <w:spacing w:before="60" w:after="60"/>
+              <w:jc w:val="center"/>
+            </w:pPr>
+            <w:r>
+              <w:rPr>
+                <w:rFonts w:ascii="맑은 고딕" w:hAnsi="맑은 고딕"/>
+                <w:sz w:val="16"/>
+              </w:rPr>
+              <w:t>3.1분</w:t>
+            </w:r>
+          </w:p>
+        </w:tc>
+      </w:tr>
+      <w:tr>
+        <w:trPr>
+          <w:cantSplit/>
+        </w:trPr>
+        <w:tc>
+          <w:tcPr>
+            <w:tcW w:type="dxa" w:w="1356"/>
+            <w:tcBorders>
+              <w:top w:val="single" w:sz="4" w:color="D9D9D9"/>
+              <w:left w:val="single" w:sz="4" w:color="D9D9D9"/>
+              <w:bottom w:val="single" w:sz="4" w:color="D9D9D9"/>
+              <w:right w:val="single" w:sz="4" w:color="D9D9D9"/>
+            </w:tcBorders>
+            <w:shd w:val="clear" w:color="auto" w:fill="F7F9FB"/>
+            <w:vAlign w:val="center"/>
+          </w:tcPr>
+          <w:p>
+            <w:pPr>
+              <w:keepNext/>
+              <w:spacing w:before="60" w:after="60"/>
+            </w:pPr>
+            <w:r>
+              <w:rPr>
+                <w:rFonts w:ascii="맑은 고딕" w:hAnsi="맑은 고딕"/>
+                <w:sz w:val="16"/>
+              </w:rPr>
+              <w:t>49 (배포)</w:t>
+            </w:r>
+          </w:p>
+        </w:tc>
+        <w:tc>
+          <w:tcPr>
+            <w:tcW w:type="dxa" w:w="1065"/>
+            <w:tcBorders>
+              <w:top w:val="single" w:sz="4" w:color="D9D9D9"/>
+              <w:left w:val="single" w:sz="4" w:color="D9D9D9"/>
+              <w:bottom w:val="single" w:sz="4" w:color="D9D9D9"/>
+              <w:right w:val="single" w:sz="4" w:color="D9D9D9"/>
+            </w:tcBorders>
+            <w:shd w:val="clear" w:color="auto" w:fill="F7F9FB"/>
+            <w:vAlign w:val="center"/>
+          </w:tcPr>
+          <w:p>
+            <w:pPr>
+              <w:keepNext/>
+              <w:spacing w:before="60" w:after="60"/>
+              <w:jc w:val="center"/>
+            </w:pPr>
+            <w:r>
+              <w:rPr>
+                <w:rFonts w:ascii="맑은 고딕" w:hAnsi="맑은 고딕"/>
+                <w:sz w:val="16"/>
+              </w:rPr>
+              <w:t>0.5932</w:t>
+            </w:r>
+          </w:p>
+        </w:tc>
+        <w:tc>
+          <w:tcPr>
+            <w:tcW w:type="dxa" w:w="1065"/>
+            <w:tcBorders>
+              <w:top w:val="single" w:sz="4" w:color="D9D9D9"/>
+              <w:left w:val="single" w:sz="4" w:color="D9D9D9"/>
+              <w:bottom w:val="single" w:sz="4" w:color="D9D9D9"/>
+              <w:right w:val="single" w:sz="4" w:color="D9D9D9"/>
+            </w:tcBorders>
+            <w:shd w:val="clear" w:color="auto" w:fill="F7F9FB"/>
+            <w:vAlign w:val="center"/>
+          </w:tcPr>
+          <w:p>
+            <w:pPr>
+              <w:keepNext/>
+              <w:spacing w:before="60" w:after="60"/>
+              <w:jc w:val="center"/>
+            </w:pPr>
+            <w:r>
+              <w:rPr>
+                <w:rFonts w:ascii="맑은 고딕" w:hAnsi="맑은 고딕"/>
+                <w:sz w:val="16"/>
+              </w:rPr>
+              <w:t>0.6690</w:t>
+            </w:r>
+          </w:p>
+        </w:tc>
+        <w:tc>
+          <w:tcPr>
+            <w:tcW w:type="dxa" w:w="1065"/>
+            <w:tcBorders>
+              <w:top w:val="single" w:sz="4" w:color="D9D9D9"/>
+              <w:left w:val="single" w:sz="4" w:color="D9D9D9"/>
+              <w:bottom w:val="single" w:sz="4" w:color="D9D9D9"/>
+              <w:right w:val="single" w:sz="4" w:color="D9D9D9"/>
+            </w:tcBorders>
+            <w:shd w:val="clear" w:color="auto" w:fill="F7F9FB"/>
+            <w:vAlign w:val="center"/>
+          </w:tcPr>
+          <w:p>
+            <w:pPr>
+              <w:keepNext/>
+              <w:spacing w:before="60" w:after="60"/>
+              <w:jc w:val="center"/>
+            </w:pPr>
+            <w:r>
+              <w:rPr>
+                <w:rFonts w:ascii="맑은 고딕" w:hAnsi="맑은 고딕"/>
+                <w:sz w:val="16"/>
+              </w:rPr>
+              <w:t>0.7077</w:t>
+            </w:r>
+          </w:p>
+        </w:tc>
+        <w:tc>
+          <w:tcPr>
+            <w:tcW w:type="dxa" w:w="1065"/>
+            <w:tcBorders>
+              <w:top w:val="single" w:sz="4" w:color="D9D9D9"/>
+              <w:left w:val="single" w:sz="4" w:color="D9D9D9"/>
+              <w:bottom w:val="single" w:sz="4" w:color="D9D9D9"/>
+              <w:right w:val="single" w:sz="4" w:color="D9D9D9"/>
+            </w:tcBorders>
+            <w:shd w:val="clear" w:color="auto" w:fill="F7F9FB"/>
+            <w:vAlign w:val="center"/>
+          </w:tcPr>
+          <w:p>
+            <w:pPr>
+              <w:keepNext/>
+              <w:spacing w:before="60" w:after="60"/>
+              <w:jc w:val="center"/>
+            </w:pPr>
+            <w:r>
+              <w:rPr>
+                <w:rFonts w:ascii="맑은 고딕" w:hAnsi="맑은 고딕"/>
+                <w:sz w:val="16"/>
+              </w:rPr>
+              <w:t>0.7123</w:t>
+            </w:r>
+          </w:p>
+        </w:tc>
+        <w:tc>
+          <w:tcPr>
+            <w:tcW w:type="dxa" w:w="1065"/>
+            <w:tcBorders>
+              <w:top w:val="single" w:sz="4" w:color="D9D9D9"/>
+              <w:left w:val="single" w:sz="4" w:color="D9D9D9"/>
+              <w:bottom w:val="single" w:sz="4" w:color="D9D9D9"/>
+              <w:right w:val="single" w:sz="4" w:color="D9D9D9"/>
+            </w:tcBorders>
+            <w:shd w:val="clear" w:color="auto" w:fill="F7F9FB"/>
+            <w:vAlign w:val="center"/>
+          </w:tcPr>
+          <w:p>
+            <w:pPr>
+              <w:keepNext/>
+              <w:spacing w:before="60" w:after="60"/>
+              <w:jc w:val="center"/>
+            </w:pPr>
+            <w:r>
+              <w:rPr>
+                <w:rFonts w:ascii="맑은 고딕" w:hAnsi="맑은 고딕"/>
+                <w:sz w:val="16"/>
+              </w:rPr>
+              <w:t>0.7147</w:t>
+            </w:r>
+          </w:p>
+        </w:tc>
+        <w:tc>
+          <w:tcPr>
+            <w:tcW w:type="dxa" w:w="1646"/>
+            <w:tcBorders>
+              <w:top w:val="single" w:sz="4" w:color="D9D9D9"/>
+              <w:left w:val="single" w:sz="4" w:color="D9D9D9"/>
+              <w:bottom w:val="single" w:sz="4" w:color="D9D9D9"/>
+              <w:right w:val="single" w:sz="4" w:color="D9D9D9"/>
+            </w:tcBorders>
+            <w:shd w:val="clear" w:color="auto" w:fill="F7F9FB"/>
+            <w:vAlign w:val="center"/>
+          </w:tcPr>
+          <w:p>
+            <w:pPr>
+              <w:keepNext/>
+              <w:spacing w:before="60" w:after="60"/>
+              <w:jc w:val="center"/>
+            </w:pPr>
+            <w:r>
+              <w:rPr>
+                <w:rFonts w:ascii="맑은 고딕" w:hAnsi="맑은 고딕"/>
+                <w:sz w:val="16"/>
+              </w:rPr>
+              <w:t>0.7152</w:t>
+            </w:r>
+          </w:p>
+        </w:tc>
+        <w:tc>
+          <w:tcPr>
+            <w:tcW w:type="dxa" w:w="1361"/>
+            <w:tcBorders>
+              <w:top w:val="single" w:sz="4" w:color="D9D9D9"/>
+              <w:left w:val="single" w:sz="4" w:color="D9D9D9"/>
+              <w:bottom w:val="single" w:sz="4" w:color="D9D9D9"/>
+              <w:right w:val="single" w:sz="4" w:color="D9D9D9"/>
+            </w:tcBorders>
+            <w:shd w:val="clear" w:color="auto" w:fill="F7F9FB"/>
+            <w:vAlign w:val="center"/>
+          </w:tcPr>
+          <w:p>
+            <w:pPr>
+              <w:keepNext/>
+              <w:spacing w:before="60" w:after="60"/>
+              <w:jc w:val="center"/>
+            </w:pPr>
+            <w:r>
+              <w:rPr>
+                <w:rFonts w:ascii="맑은 고딕" w:hAnsi="맑은 고딕"/>
+                <w:sz w:val="16"/>
+              </w:rPr>
+              <w:t>3.0분</w:t>
+            </w:r>
+          </w:p>
+        </w:tc>
+      </w:tr>
+      <w:tr>
+        <w:trPr>
+          <w:cantSplit/>
+        </w:trPr>
+        <w:tc>
+          <w:tcPr>
+            <w:tcW w:type="dxa" w:w="1356"/>
+            <w:tcBorders>
+              <w:top w:val="single" w:sz="4" w:color="D9D9D9"/>
+              <w:left w:val="single" w:sz="4" w:color="D9D9D9"/>
+              <w:bottom w:val="single" w:sz="4" w:color="D9D9D9"/>
+              <w:right w:val="single" w:sz="4" w:color="D9D9D9"/>
+            </w:tcBorders>
+            <w:vAlign w:val="center"/>
+          </w:tcPr>
+          <w:p>
+            <w:pPr>
+              <w:keepNext/>
+              <w:spacing w:before="60" w:after="60"/>
+            </w:pPr>
+            <w:r>
+              <w:rPr>
+                <w:rFonts w:ascii="맑은 고딕" w:hAnsi="맑은 고딕"/>
+                <w:sz w:val="16"/>
+              </w:rPr>
+              <w:t>50</w:t>
+            </w:r>
+          </w:p>
+        </w:tc>
+        <w:tc>
+          <w:tcPr>
+            <w:tcW w:type="dxa" w:w="1065"/>
+            <w:tcBorders>
+              <w:top w:val="single" w:sz="4" w:color="D9D9D9"/>
+              <w:left w:val="single" w:sz="4" w:color="D9D9D9"/>
+              <w:bottom w:val="single" w:sz="4" w:color="D9D9D9"/>
+              <w:right w:val="single" w:sz="4" w:color="D9D9D9"/>
+            </w:tcBorders>
+            <w:vAlign w:val="center"/>
+          </w:tcPr>
+          <w:p>
+            <w:pPr>
+              <w:keepNext/>
+              <w:spacing w:before="60" w:after="60"/>
+              <w:jc w:val="center"/>
+            </w:pPr>
+            <w:r>
+              <w:rPr>
+                <w:rFonts w:ascii="맑은 고딕" w:hAnsi="맑은 고딕"/>
+                <w:sz w:val="16"/>
+              </w:rPr>
+              <w:t>0.5890</w:t>
+            </w:r>
+          </w:p>
+        </w:tc>
+        <w:tc>
+          <w:tcPr>
+            <w:tcW w:type="dxa" w:w="1065"/>
+            <w:tcBorders>
+              <w:top w:val="single" w:sz="4" w:color="D9D9D9"/>
+              <w:left w:val="single" w:sz="4" w:color="D9D9D9"/>
+              <w:bottom w:val="single" w:sz="4" w:color="D9D9D9"/>
+              <w:right w:val="single" w:sz="4" w:color="D9D9D9"/>
+            </w:tcBorders>
+            <w:vAlign w:val="center"/>
+          </w:tcPr>
+          <w:p>
+            <w:pPr>
+              <w:keepNext/>
+              <w:spacing w:before="60" w:after="60"/>
+              <w:jc w:val="center"/>
+            </w:pPr>
+            <w:r>
+              <w:rPr>
+                <w:rFonts w:ascii="맑은 고딕" w:hAnsi="맑은 고딕"/>
+                <w:sz w:val="16"/>
+              </w:rPr>
+              <w:t>0.6477</w:t>
+            </w:r>
+          </w:p>
+        </w:tc>
+        <w:tc>
+          <w:tcPr>
+            <w:tcW w:type="dxa" w:w="1065"/>
+            <w:tcBorders>
+              <w:top w:val="single" w:sz="4" w:color="D9D9D9"/>
+              <w:left w:val="single" w:sz="4" w:color="D9D9D9"/>
+              <w:bottom w:val="single" w:sz="4" w:color="D9D9D9"/>
+              <w:right w:val="single" w:sz="4" w:color="D9D9D9"/>
+            </w:tcBorders>
+            <w:vAlign w:val="center"/>
+          </w:tcPr>
+          <w:p>
+            <w:pPr>
+              <w:keepNext/>
+              <w:spacing w:before="60" w:after="60"/>
+              <w:jc w:val="center"/>
+            </w:pPr>
+            <w:r>
+              <w:rPr>
+                <w:rFonts w:ascii="맑은 고딕" w:hAnsi="맑은 고딕"/>
+                <w:sz w:val="16"/>
+              </w:rPr>
+              <w:t>0.6902</w:t>
+            </w:r>
+          </w:p>
+        </w:tc>
+        <w:tc>
+          <w:tcPr>
+            <w:tcW w:type="dxa" w:w="1065"/>
+            <w:tcBorders>
+              <w:top w:val="single" w:sz="4" w:color="D9D9D9"/>
+              <w:left w:val="single" w:sz="4" w:color="D9D9D9"/>
+              <w:bottom w:val="single" w:sz="4" w:color="D9D9D9"/>
+              <w:right w:val="single" w:sz="4" w:color="D9D9D9"/>
+            </w:tcBorders>
+            <w:vAlign w:val="center"/>
+          </w:tcPr>
+          <w:p>
+            <w:pPr>
+              <w:keepNext/>
+              <w:spacing w:before="60" w:after="60"/>
+              <w:jc w:val="center"/>
+            </w:pPr>
+            <w:r>
+              <w:rPr>
+                <w:rFonts w:ascii="맑은 고딕" w:hAnsi="맑은 고딕"/>
+                <w:sz w:val="16"/>
+              </w:rPr>
+              <w:t>0.7074</w:t>
+            </w:r>
+          </w:p>
+        </w:tc>
+        <w:tc>
+          <w:tcPr>
+            <w:tcW w:type="dxa" w:w="1065"/>
+            <w:tcBorders>
+              <w:top w:val="single" w:sz="4" w:color="D9D9D9"/>
+              <w:left w:val="single" w:sz="4" w:color="D9D9D9"/>
+              <w:bottom w:val="single" w:sz="4" w:color="D9D9D9"/>
+              <w:right w:val="single" w:sz="4" w:color="D9D9D9"/>
+            </w:tcBorders>
+            <w:vAlign w:val="center"/>
+          </w:tcPr>
+          <w:p>
+            <w:pPr>
+              <w:keepNext/>
+              <w:spacing w:before="60" w:after="60"/>
+              <w:jc w:val="center"/>
+            </w:pPr>
+            <w:r>
+              <w:rPr>
+                <w:rFonts w:ascii="맑은 고딕" w:hAnsi="맑은 고딕"/>
+                <w:sz w:val="16"/>
+              </w:rPr>
+              <w:t>0.7151</w:t>
+            </w:r>
+          </w:p>
+        </w:tc>
+        <w:tc>
+          <w:tcPr>
+            <w:tcW w:type="dxa" w:w="1646"/>
+            <w:tcBorders>
+              <w:top w:val="single" w:sz="4" w:color="D9D9D9"/>
+              <w:left w:val="single" w:sz="4" w:color="D9D9D9"/>
+              <w:bottom w:val="single" w:sz="4" w:color="D9D9D9"/>
+              <w:right w:val="single" w:sz="4" w:color="D9D9D9"/>
+            </w:tcBorders>
+            <w:vAlign w:val="center"/>
+          </w:tcPr>
+          <w:p>
+            <w:pPr>
+              <w:keepNext/>
+              <w:spacing w:before="60" w:after="60"/>
+              <w:jc w:val="center"/>
+            </w:pPr>
+            <w:r>
+              <w:rPr>
+                <w:rFonts w:ascii="맑은 고딕" w:hAnsi="맑은 고딕"/>
+                <w:sz w:val="16"/>
+              </w:rPr>
+              <w:t>0.7151</w:t>
+            </w:r>
+          </w:p>
+        </w:tc>
+        <w:tc>
+          <w:tcPr>
+            <w:tcW w:type="dxa" w:w="1361"/>
+            <w:tcBorders>
+              <w:top w:val="single" w:sz="4" w:color="D9D9D9"/>
+              <w:left w:val="single" w:sz="4" w:color="D9D9D9"/>
+              <w:bottom w:val="single" w:sz="4" w:color="D9D9D9"/>
+              <w:right w:val="single" w:sz="4" w:color="D9D9D9"/>
+            </w:tcBorders>
+            <w:vAlign w:val="center"/>
+          </w:tcPr>
+          <w:p>
+            <w:pPr>
+              <w:keepNext/>
+              <w:spacing w:before="60" w:after="60"/>
+              <w:jc w:val="center"/>
+            </w:pPr>
+            <w:r>
+              <w:rPr>
+                <w:rFonts w:ascii="맑은 고딕" w:hAnsi="맑은 고딕"/>
+                <w:sz w:val="16"/>
+              </w:rPr>
+              <w:t>3.5분</w:t>
+            </w:r>
+          </w:p>
+        </w:tc>
+      </w:tr>
+    </w:tbl>
+    <w:p>
+      <w:pPr>
+        <w:spacing w:after="0"/>
+      </w:pPr>
     </w:p>
     <w:p>
       <w:pPr>
@@ -17179,7 +18074,7 @@
         <w:keepNext/>
       </w:pPr>
       <w:r>
-        <w:t>근거: docs/psj/notebooks/copylane_encoder_D4-20_기능성편입_20261018.ipynb; docs/psj/reports/D4_실험기록_20261012.md · D4-20_기능성편입_dev_20261018.md · E1-03_OpenAI임베딩_small/large_D4-20기준_dev_20261019.md · 시스템구성도_판정인코더_박수진_20261019.md · D4-20_유형별지표_확장dev_20261022.md(박수진 브랜치 78b0e49); models.lock.json; models/copylane-encoder-kcbert-D4-20-기능성편입/label_scheme.json; 사실원장 10-19 ① · 10-21(클론 B) ⑤; 설계결정기록 D-40 · D-70 · D-296 · D-321 · D-324 · D-331 · D-333 · D-336 · D-339 · D-340 · D-347 · D-349; 4주차 제출본(v4)과 docs/ssm 판정인코더 보고서(09-28 ~ 10-06).</w:t>
+        <w:t>근거: docs/psj/notebooks/copylane_encoder_D4-20_기능성편입_20261018.ipynb; docs/psj/reports/D4_실험기록_20261012.md · D4-20_기능성편입_dev_20261018.md · E1-03_OpenAI임베딩_small/large_D4-20기준_dev_20261019.md · 시스템구성도_판정인코더_박수진_20261019.md · D4-20_유형별지표_확장dev_20261022.md(박수진 브랜치 78b0e49) · results_D4-20.json(학습 때 저장한 요약 · epoch별 dev 곡선); models.lock.json; models/copylane-encoder-kcbert-D4-20-기능성편입/label_scheme.json; 사실원장 10-19 ① · 10-21(클론 B) ⑤; 설계결정기록 D-40 · D-70 · D-296 · D-321 · D-324 · D-331 · D-333 · D-336 · D-339 · D-340 · D-347 · D-349; 4주차 제출본(v4)과 docs/ssm 판정인코더 보고서(09-28 ~ 10-06).</w:t>
       </w:r>
     </w:p>
     <w:tbl>
